--- a/docs/questions/qs-introtologic.docx
+++ b/docs/questions/qs-introtologic.docx
@@ -52,7 +52,7 @@
         </w:rPr>
         <w:t xml:space="preserve"> </w:t>
       </w:r>
-      <w:hyperlink r:id="rId20">
+      <w:hyperlink r:id="rId9">
         <w:r>
           <w:rPr>
             <w:rStyle w:val="Hyperlink"/>
@@ -70,7 +70,7 @@
         <w:t xml:space="preserve">.</w:t>
       </w:r>
     </w:p>
-    <w:bookmarkStart w:id="21" w:name="q1-propositions"/>
+    <w:bookmarkStart w:id="10" w:name="q1-propositions"/>
     <w:p>
       <w:pPr>
         <w:pStyle w:val="Heading2"/>
@@ -248,8 +248,8 @@
         <w:t xml:space="preserve">“The fries are sold out.”</w:t>
       </w:r>
     </w:p>
-    <w:bookmarkEnd w:id="21"/>
-    <w:bookmarkStart w:id="22" w:name="q2-connectives"/>
+    <w:bookmarkEnd w:id="10"/>
+    <w:bookmarkStart w:id="11" w:name="q2-connectives"/>
     <w:p>
       <w:pPr>
         <w:pStyle w:val="Heading2"/>
@@ -374,8 +374,8 @@
         <w:t xml:space="preserve">“If you go to Boole’s Burgers, I’ll go too, and I’ll get a vegan burger.”</w:t>
       </w:r>
     </w:p>
-    <w:bookmarkEnd w:id="22"/>
-    <w:bookmarkStart w:id="23" w:name="q3-truth-tables"/>
+    <w:bookmarkEnd w:id="11"/>
+    <w:bookmarkStart w:id="12" w:name="q3-truth-tables"/>
     <w:p>
       <w:pPr>
         <w:pStyle w:val="Heading2"/>
@@ -462,28 +462,30 @@
         <w:t xml:space="preserve"> </w:t>
       </w:r>
       <m:oMath>
-        <m:d>
-          <m:dPr>
-            <m:begChr m:val="("/>
-            <m:sepChr m:val=""/>
-            <m:endChr m:val=")"/>
-            <m:grow/>
-          </m:dPr>
-          <m:e>
-            <m:r>
-              <m:t>P</m:t>
-            </m:r>
-            <m:r>
-              <m:rPr>
-                <m:sty m:val="p"/>
-              </m:rPr>
-              <m:t>∨</m:t>
-            </m:r>
-            <m:r>
-              <m:t>Q</m:t>
-            </m:r>
-          </m:e>
-        </m:d>
+        <m:r>
+          <m:rPr>
+            <m:sty m:val="p"/>
+          </m:rPr>
+          <m:t>(</m:t>
+        </m:r>
+        <m:r>
+          <m:t>P</m:t>
+        </m:r>
+        <m:r>
+          <m:rPr>
+            <m:sty m:val="p"/>
+          </m:rPr>
+          <m:t>∨</m:t>
+        </m:r>
+        <m:r>
+          <m:t>Q</m:t>
+        </m:r>
+        <m:r>
+          <m:rPr>
+            <m:sty m:val="p"/>
+          </m:rPr>
+          <m:t>)</m:t>
+        </m:r>
         <m:r>
           <m:rPr>
             <m:sty m:val="p"/>
@@ -522,28 +524,30 @@
           </m:rPr>
           <m:t>¬</m:t>
         </m:r>
-        <m:d>
-          <m:dPr>
-            <m:begChr m:val="("/>
-            <m:sepChr m:val=""/>
-            <m:endChr m:val=")"/>
-            <m:grow/>
-          </m:dPr>
-          <m:e>
-            <m:r>
-              <m:t>P</m:t>
-            </m:r>
-            <m:r>
-              <m:rPr>
-                <m:sty m:val="p"/>
-              </m:rPr>
-              <m:t>↔</m:t>
-            </m:r>
-            <m:r>
-              <m:t>Q</m:t>
-            </m:r>
-          </m:e>
-        </m:d>
+        <m:r>
+          <m:rPr>
+            <m:sty m:val="p"/>
+          </m:rPr>
+          <m:t>(</m:t>
+        </m:r>
+        <m:r>
+          <m:t>P</m:t>
+        </m:r>
+        <m:r>
+          <m:rPr>
+            <m:sty m:val="p"/>
+          </m:rPr>
+          <m:t>↔</m:t>
+        </m:r>
+        <m:r>
+          <m:t>Q</m:t>
+        </m:r>
+        <m:r>
+          <m:rPr>
+            <m:sty m:val="p"/>
+          </m:rPr>
+          <m:t>)</m:t>
+        </m:r>
       </m:oMath>
     </w:p>
     <w:p>
@@ -567,28 +571,30 @@
           </m:rPr>
           <m:t>¬</m:t>
         </m:r>
-        <m:d>
-          <m:dPr>
-            <m:begChr m:val="("/>
-            <m:sepChr m:val=""/>
-            <m:endChr m:val=")"/>
-            <m:grow/>
-          </m:dPr>
-          <m:e>
-            <m:r>
-              <m:t>P</m:t>
-            </m:r>
-            <m:r>
-              <m:rPr>
-                <m:sty m:val="p"/>
-              </m:rPr>
-              <m:t>∧</m:t>
-            </m:r>
-            <m:r>
-              <m:t>Q</m:t>
-            </m:r>
-          </m:e>
-        </m:d>
+        <m:r>
+          <m:rPr>
+            <m:sty m:val="p"/>
+          </m:rPr>
+          <m:t>(</m:t>
+        </m:r>
+        <m:r>
+          <m:t>P</m:t>
+        </m:r>
+        <m:r>
+          <m:rPr>
+            <m:sty m:val="p"/>
+          </m:rPr>
+          <m:t>∧</m:t>
+        </m:r>
+        <m:r>
+          <m:t>Q</m:t>
+        </m:r>
+        <m:r>
+          <m:rPr>
+            <m:sty m:val="p"/>
+          </m:rPr>
+          <m:t>)</m:t>
+        </m:r>
       </m:oMath>
     </w:p>
     <w:p>
@@ -606,28 +612,30 @@
         <w:t xml:space="preserve"> </w:t>
       </w:r>
       <m:oMath>
-        <m:d>
-          <m:dPr>
-            <m:begChr m:val="("/>
-            <m:sepChr m:val=""/>
-            <m:endChr m:val=")"/>
-            <m:grow/>
-          </m:dPr>
-          <m:e>
-            <m:r>
-              <m:t>P</m:t>
-            </m:r>
-            <m:r>
-              <m:rPr>
-                <m:sty m:val="p"/>
-              </m:rPr>
-              <m:t>→</m:t>
-            </m:r>
-            <m:r>
-              <m:t>Q</m:t>
-            </m:r>
-          </m:e>
-        </m:d>
+        <m:r>
+          <m:rPr>
+            <m:sty m:val="p"/>
+          </m:rPr>
+          <m:t>(</m:t>
+        </m:r>
+        <m:r>
+          <m:t>P</m:t>
+        </m:r>
+        <m:r>
+          <m:rPr>
+            <m:sty m:val="p"/>
+          </m:rPr>
+          <m:t>→</m:t>
+        </m:r>
+        <m:r>
+          <m:t>Q</m:t>
+        </m:r>
+        <m:r>
+          <m:rPr>
+            <m:sty m:val="p"/>
+          </m:rPr>
+          <m:t>)</m:t>
+        </m:r>
         <m:r>
           <m:rPr>
             <m:sty m:val="p"/>
@@ -660,47 +668,51 @@
           </m:rPr>
           <m:t>¬</m:t>
         </m:r>
-        <m:d>
-          <m:dPr>
-            <m:begChr m:val="("/>
-            <m:sepChr m:val=""/>
-            <m:endChr m:val=")"/>
-            <m:grow/>
-          </m:dPr>
-          <m:e>
-            <m:r>
-              <m:t>P</m:t>
-            </m:r>
-            <m:r>
-              <m:rPr>
-                <m:sty m:val="p"/>
-              </m:rPr>
-              <m:t>∨</m:t>
-            </m:r>
-            <m:d>
-              <m:dPr>
-                <m:begChr m:val="("/>
-                <m:sepChr m:val=""/>
-                <m:endChr m:val=")"/>
-                <m:grow/>
-              </m:dPr>
-              <m:e>
-                <m:r>
-                  <m:t>Q</m:t>
-                </m:r>
-                <m:r>
-                  <m:rPr>
-                    <m:sty m:val="p"/>
-                  </m:rPr>
-                  <m:t>∨</m:t>
-                </m:r>
-                <m:r>
-                  <m:t>R</m:t>
-                </m:r>
-              </m:e>
-            </m:d>
-          </m:e>
-        </m:d>
+        <m:r>
+          <m:rPr>
+            <m:sty m:val="p"/>
+          </m:rPr>
+          <m:t>(</m:t>
+        </m:r>
+        <m:r>
+          <m:t>P</m:t>
+        </m:r>
+        <m:r>
+          <m:rPr>
+            <m:sty m:val="p"/>
+          </m:rPr>
+          <m:t>∨</m:t>
+        </m:r>
+        <m:r>
+          <m:rPr>
+            <m:sty m:val="p"/>
+          </m:rPr>
+          <m:t>(</m:t>
+        </m:r>
+        <m:r>
+          <m:t>Q</m:t>
+        </m:r>
+        <m:r>
+          <m:rPr>
+            <m:sty m:val="p"/>
+          </m:rPr>
+          <m:t>∨</m:t>
+        </m:r>
+        <m:r>
+          <m:t>R</m:t>
+        </m:r>
+        <m:r>
+          <m:rPr>
+            <m:sty m:val="p"/>
+          </m:rPr>
+          <m:t>)</m:t>
+        </m:r>
+        <m:r>
+          <m:rPr>
+            <m:sty m:val="p"/>
+          </m:rPr>
+          <m:t>)</m:t>
+        </m:r>
       </m:oMath>
     </w:p>
     <w:p>
@@ -718,57 +730,61 @@
         <w:t xml:space="preserve"> </w:t>
       </w:r>
       <m:oMath>
-        <m:d>
-          <m:dPr>
-            <m:begChr m:val="("/>
-            <m:sepChr m:val=""/>
-            <m:endChr m:val=")"/>
-            <m:grow/>
-          </m:dPr>
-          <m:e>
-            <m:r>
-              <m:t>P</m:t>
-            </m:r>
-            <m:r>
-              <m:rPr>
-                <m:sty m:val="p"/>
-              </m:rPr>
-              <m:t>↔</m:t>
-            </m:r>
-            <m:r>
-              <m:t>Q</m:t>
-            </m:r>
-          </m:e>
-        </m:d>
+        <m:r>
+          <m:rPr>
+            <m:sty m:val="p"/>
+          </m:rPr>
+          <m:t>(</m:t>
+        </m:r>
+        <m:r>
+          <m:t>P</m:t>
+        </m:r>
+        <m:r>
+          <m:rPr>
+            <m:sty m:val="p"/>
+          </m:rPr>
+          <m:t>↔</m:t>
+        </m:r>
+        <m:r>
+          <m:t>Q</m:t>
+        </m:r>
+        <m:r>
+          <m:rPr>
+            <m:sty m:val="p"/>
+          </m:rPr>
+          <m:t>)</m:t>
+        </m:r>
         <m:r>
           <m:rPr>
             <m:sty m:val="p"/>
           </m:rPr>
           <m:t>∨</m:t>
         </m:r>
-        <m:d>
-          <m:dPr>
-            <m:begChr m:val="("/>
-            <m:sepChr m:val=""/>
-            <m:endChr m:val=")"/>
-            <m:grow/>
-          </m:dPr>
-          <m:e>
-            <m:r>
-              <m:rPr>
-                <m:sty m:val="p"/>
-              </m:rPr>
-              <m:t>¬</m:t>
-            </m:r>
-            <m:r>
-              <m:t>R</m:t>
-            </m:r>
-          </m:e>
-        </m:d>
+        <m:r>
+          <m:rPr>
+            <m:sty m:val="p"/>
+          </m:rPr>
+          <m:t>(</m:t>
+        </m:r>
+        <m:r>
+          <m:rPr>
+            <m:sty m:val="p"/>
+          </m:rPr>
+          <m:t>¬</m:t>
+        </m:r>
+        <m:r>
+          <m:t>R</m:t>
+        </m:r>
+        <m:r>
+          <m:rPr>
+            <m:sty m:val="p"/>
+          </m:rPr>
+          <m:t>)</m:t>
+        </m:r>
       </m:oMath>
     </w:p>
-    <w:bookmarkEnd w:id="23"/>
-    <w:bookmarkStart w:id="25" w:name="q4-equivalence"/>
+    <w:bookmarkEnd w:id="12"/>
+    <w:bookmarkStart w:id="14" w:name="q4-equivalence"/>
     <w:p>
       <w:pPr>
         <w:pStyle w:val="Heading2"/>
@@ -806,28 +822,30 @@
           </m:rPr>
           <m:t>¬</m:t>
         </m:r>
-        <m:d>
-          <m:dPr>
-            <m:begChr m:val="("/>
-            <m:sepChr m:val=""/>
-            <m:endChr m:val=")"/>
-            <m:grow/>
-          </m:dPr>
-          <m:e>
-            <m:r>
-              <m:t>P</m:t>
-            </m:r>
-            <m:r>
-              <m:rPr>
-                <m:sty m:val="p"/>
-              </m:rPr>
-              <m:t>∧</m:t>
-            </m:r>
-            <m:r>
-              <m:t>Q</m:t>
-            </m:r>
-          </m:e>
-        </m:d>
+        <m:r>
+          <m:rPr>
+            <m:sty m:val="p"/>
+          </m:rPr>
+          <m:t>(</m:t>
+        </m:r>
+        <m:r>
+          <m:t>P</m:t>
+        </m:r>
+        <m:r>
+          <m:rPr>
+            <m:sty m:val="p"/>
+          </m:rPr>
+          <m:t>∧</m:t>
+        </m:r>
+        <m:r>
+          <m:t>Q</m:t>
+        </m:r>
+        <m:r>
+          <m:rPr>
+            <m:sty m:val="p"/>
+          </m:rPr>
+          <m:t>)</m:t>
+        </m:r>
       </m:oMath>
       <w:r>
         <w:t xml:space="preserve"> </w:t>
@@ -839,50 +857,54 @@
         <w:t xml:space="preserve"> </w:t>
       </w:r>
       <m:oMath>
-        <m:d>
-          <m:dPr>
-            <m:begChr m:val="("/>
-            <m:sepChr m:val=""/>
-            <m:endChr m:val=")"/>
-            <m:grow/>
-          </m:dPr>
-          <m:e>
-            <m:r>
-              <m:rPr>
-                <m:sty m:val="p"/>
-              </m:rPr>
-              <m:t>¬</m:t>
-            </m:r>
-            <m:r>
-              <m:t>P</m:t>
-            </m:r>
-          </m:e>
-        </m:d>
+        <m:r>
+          <m:rPr>
+            <m:sty m:val="p"/>
+          </m:rPr>
+          <m:t>(</m:t>
+        </m:r>
+        <m:r>
+          <m:rPr>
+            <m:sty m:val="p"/>
+          </m:rPr>
+          <m:t>¬</m:t>
+        </m:r>
+        <m:r>
+          <m:t>P</m:t>
+        </m:r>
+        <m:r>
+          <m:rPr>
+            <m:sty m:val="p"/>
+          </m:rPr>
+          <m:t>)</m:t>
+        </m:r>
         <m:r>
           <m:rPr>
             <m:sty m:val="p"/>
           </m:rPr>
           <m:t>∨</m:t>
         </m:r>
-        <m:d>
-          <m:dPr>
-            <m:begChr m:val="("/>
-            <m:sepChr m:val=""/>
-            <m:endChr m:val=")"/>
-            <m:grow/>
-          </m:dPr>
-          <m:e>
-            <m:r>
-              <m:rPr>
-                <m:sty m:val="p"/>
-              </m:rPr>
-              <m:t>¬</m:t>
-            </m:r>
-            <m:r>
-              <m:t>Q</m:t>
-            </m:r>
-          </m:e>
-        </m:d>
+        <m:r>
+          <m:rPr>
+            <m:sty m:val="p"/>
+          </m:rPr>
+          <m:t>(</m:t>
+        </m:r>
+        <m:r>
+          <m:rPr>
+            <m:sty m:val="p"/>
+          </m:rPr>
+          <m:t>¬</m:t>
+        </m:r>
+        <m:r>
+          <m:t>Q</m:t>
+        </m:r>
+        <m:r>
+          <m:rPr>
+            <m:sty m:val="p"/>
+          </m:rPr>
+          <m:t>)</m:t>
+        </m:r>
       </m:oMath>
     </w:p>
     <w:p>
@@ -975,25 +997,27 @@
         <w:t xml:space="preserve"> </w:t>
       </w:r>
       <m:oMath>
-        <m:d>
-          <m:dPr>
-            <m:begChr m:val="("/>
-            <m:sepChr m:val=""/>
-            <m:endChr m:val=")"/>
-            <m:grow/>
-          </m:dPr>
-          <m:e>
-            <m:r>
-              <m:rPr>
-                <m:sty m:val="p"/>
-              </m:rPr>
-              <m:t>¬</m:t>
-            </m:r>
-            <m:r>
-              <m:t>P</m:t>
-            </m:r>
-          </m:e>
-        </m:d>
+        <m:r>
+          <m:rPr>
+            <m:sty m:val="p"/>
+          </m:rPr>
+          <m:t>(</m:t>
+        </m:r>
+        <m:r>
+          <m:rPr>
+            <m:sty m:val="p"/>
+          </m:rPr>
+          <m:t>¬</m:t>
+        </m:r>
+        <m:r>
+          <m:t>P</m:t>
+        </m:r>
+        <m:r>
+          <m:rPr>
+            <m:sty m:val="p"/>
+          </m:rPr>
+          <m:t>)</m:t>
+        </m:r>
         <m:r>
           <m:rPr>
             <m:sty m:val="p"/>
@@ -1049,28 +1073,30 @@
           </m:rPr>
           <m:t>¬</m:t>
         </m:r>
-        <m:d>
-          <m:dPr>
-            <m:begChr m:val="("/>
-            <m:sepChr m:val=""/>
-            <m:endChr m:val=")"/>
-            <m:grow/>
-          </m:dPr>
-          <m:e>
-            <m:r>
-              <m:t>P</m:t>
-            </m:r>
-            <m:r>
-              <m:rPr>
-                <m:sty m:val="p"/>
-              </m:rPr>
-              <m:t>∨</m:t>
-            </m:r>
-            <m:r>
-              <m:t>Q</m:t>
-            </m:r>
-          </m:e>
-        </m:d>
+        <m:r>
+          <m:rPr>
+            <m:sty m:val="p"/>
+          </m:rPr>
+          <m:t>(</m:t>
+        </m:r>
+        <m:r>
+          <m:t>P</m:t>
+        </m:r>
+        <m:r>
+          <m:rPr>
+            <m:sty m:val="p"/>
+          </m:rPr>
+          <m:t>∨</m:t>
+        </m:r>
+        <m:r>
+          <m:t>Q</m:t>
+        </m:r>
+        <m:r>
+          <m:rPr>
+            <m:sty m:val="p"/>
+          </m:rPr>
+          <m:t>)</m:t>
+        </m:r>
       </m:oMath>
     </w:p>
     <w:p>
@@ -1084,7 +1110,7 @@
       <w:pPr>
         <w:pStyle w:val="FirstParagraph"/>
       </w:pPr>
-      <w:hyperlink r:id="rId24">
+      <w:hyperlink r:id="rId13">
         <w:r>
           <w:rPr>
             <w:rStyle w:val="Hyperlink"/>
@@ -1100,8 +1126,8 @@
         </w:pict>
       </w:r>
     </w:p>
-    <w:bookmarkEnd w:id="25"/>
-    <w:bookmarkStart w:id="27" w:name="version-history-and-licensing"/>
+    <w:bookmarkEnd w:id="14"/>
+    <w:bookmarkStart w:id="16" w:name="version-history-and-licensing"/>
     <w:p>
       <w:pPr>
         <w:pStyle w:val="Heading2"/>
@@ -1122,7 +1148,7 @@
       <w:pPr>
         <w:pStyle w:val="BodyText"/>
       </w:pPr>
-      <w:hyperlink r:id="rId26">
+      <w:hyperlink r:id="rId15">
         <w:r>
           <w:rPr>
             <w:rStyle w:val="Hyperlink"/>
@@ -1131,7 +1157,7 @@
         </w:r>
       </w:hyperlink>
     </w:p>
-    <w:bookmarkEnd w:id="27"/>
+    <w:bookmarkEnd w:id="16"/>
     <w:sectPr>
       <w:pgSz w:h="15840" w:w="12240"/>
       <w:pgMar w:bottom="1440" w:footer="720" w:gutter="0" w:header="720" w:left="1440" w:right="1440" w:top="1440"/>
